--- a/docs/Novessa_Phase_1_Technical_Architecture_Report.docx
+++ b/docs/Novessa_Phase_1_Technical_Architecture_Report.docx
@@ -45,10 +45,11 @@
     </w:p>
     <w:tbl>
       <w:tblPr>
-        <w:tblW w:type="auto" w:w="0"/>
+        <w:tblW w:type="dxa" w:w="9360"/>
         <w:jc w:val="center"/>
         <w:tblLayout w:type="fixed"/>
         <w:tblLook w:firstColumn="1" w:firstRow="1" w:lastColumn="0" w:lastRow="0" w:noHBand="0" w:noVBand="1" w:val="04A0"/>
+        <w:tblInd w:type="dxa" w:w="120"/>
       </w:tblPr>
       <w:tblGrid>
         <w:gridCol w:w="2340"/>
@@ -62,6 +63,12 @@
             <w:tcW w:type="dxa" w:w="2340"/>
             <w:shd w:fill="00263F"/>
             <w:vAlign w:val="center"/>
+            <w:tcMar>
+              <w:top w:w="80" w:type="dxa"/>
+              <w:bottom w:w="80" w:type="dxa"/>
+              <w:start w:w="120" w:type="dxa"/>
+              <w:end w:w="120" w:type="dxa"/>
+            </w:tcMar>
           </w:tcPr>
           <w:p>
             <w:pPr>
@@ -84,6 +91,12 @@
             <w:tcW w:type="dxa" w:w="2340"/>
             <w:shd w:fill="F8F9FF"/>
             <w:vAlign w:val="center"/>
+            <w:tcMar>
+              <w:top w:w="80" w:type="dxa"/>
+              <w:bottom w:w="80" w:type="dxa"/>
+              <w:start w:w="120" w:type="dxa"/>
+              <w:end w:w="120" w:type="dxa"/>
+            </w:tcMar>
           </w:tcPr>
           <w:p>
             <w:pPr>
@@ -106,6 +119,12 @@
             <w:tcW w:type="dxa" w:w="2340"/>
             <w:shd w:fill="F8F9FF"/>
             <w:vAlign w:val="center"/>
+            <w:tcMar>
+              <w:top w:w="80" w:type="dxa"/>
+              <w:bottom w:w="80" w:type="dxa"/>
+              <w:start w:w="120" w:type="dxa"/>
+              <w:end w:w="120" w:type="dxa"/>
+            </w:tcMar>
           </w:tcPr>
           <w:p>
             <w:pPr>
@@ -128,6 +147,12 @@
             <w:tcW w:type="dxa" w:w="2340"/>
             <w:shd w:fill="F8F9FF"/>
             <w:vAlign w:val="center"/>
+            <w:tcMar>
+              <w:top w:w="80" w:type="dxa"/>
+              <w:bottom w:w="80" w:type="dxa"/>
+              <w:start w:w="120" w:type="dxa"/>
+              <w:end w:w="120" w:type="dxa"/>
+            </w:tcMar>
           </w:tcPr>
           <w:p>
             <w:pPr>
@@ -151,6 +176,12 @@
           <w:tcPr>
             <w:tcW w:type="dxa" w:w="2340"/>
             <w:vAlign w:val="center"/>
+            <w:tcMar>
+              <w:top w:w="80" w:type="dxa"/>
+              <w:bottom w:w="80" w:type="dxa"/>
+              <w:start w:w="120" w:type="dxa"/>
+              <w:end w:w="120" w:type="dxa"/>
+            </w:tcMar>
           </w:tcPr>
           <w:p>
             <w:pPr>
@@ -172,6 +203,12 @@
           <w:tcPr>
             <w:tcW w:type="dxa" w:w="2340"/>
             <w:vAlign w:val="center"/>
+            <w:tcMar>
+              <w:top w:w="80" w:type="dxa"/>
+              <w:bottom w:w="80" w:type="dxa"/>
+              <w:start w:w="120" w:type="dxa"/>
+              <w:end w:w="120" w:type="dxa"/>
+            </w:tcMar>
           </w:tcPr>
           <w:p>
             <w:pPr>
@@ -193,6 +230,12 @@
           <w:tcPr>
             <w:tcW w:type="dxa" w:w="2340"/>
             <w:vAlign w:val="center"/>
+            <w:tcMar>
+              <w:top w:w="80" w:type="dxa"/>
+              <w:bottom w:w="80" w:type="dxa"/>
+              <w:start w:w="120" w:type="dxa"/>
+              <w:end w:w="120" w:type="dxa"/>
+            </w:tcMar>
           </w:tcPr>
           <w:p>
             <w:pPr>
@@ -214,6 +257,12 @@
           <w:tcPr>
             <w:tcW w:type="dxa" w:w="2340"/>
             <w:vAlign w:val="center"/>
+            <w:tcMar>
+              <w:top w:w="80" w:type="dxa"/>
+              <w:bottom w:w="80" w:type="dxa"/>
+              <w:start w:w="120" w:type="dxa"/>
+              <w:end w:w="120" w:type="dxa"/>
+            </w:tcMar>
           </w:tcPr>
           <w:p>
             <w:pPr>
@@ -336,22 +385,29 @@
     <w:tbl>
       <w:tblPr>
         <w:tblStyle w:val="TableGrid"/>
-        <w:tblW w:type="auto" w:w="0"/>
+        <w:tblW w:type="dxa" w:w="9360"/>
         <w:jc w:val="center"/>
         <w:tblLayout w:type="fixed"/>
         <w:tblLook w:firstColumn="1" w:firstRow="1" w:lastColumn="0" w:lastRow="0" w:noHBand="0" w:noVBand="1" w:val="04A0"/>
+        <w:tblInd w:type="dxa" w:w="120"/>
       </w:tblPr>
       <w:tblGrid>
-        <w:gridCol w:w="3120"/>
-        <w:gridCol w:w="3120"/>
-        <w:gridCol w:w="3120"/>
+        <w:gridCol w:w="2050"/>
+        <w:gridCol w:w="4750"/>
+        <w:gridCol w:w="2560"/>
       </w:tblGrid>
       <w:tr>
         <w:tc>
           <w:tcPr>
-            <w:tcW w:type="dxa" w:w="1800"/>
+            <w:tcW w:type="dxa" w:w="2050"/>
             <w:shd w:fill="00263F"/>
             <w:vAlign w:val="center"/>
+            <w:tcMar>
+              <w:top w:w="80" w:type="dxa"/>
+              <w:bottom w:w="80" w:type="dxa"/>
+              <w:start w:w="120" w:type="dxa"/>
+              <w:end w:w="120" w:type="dxa"/>
+            </w:tcMar>
           </w:tcPr>
           <w:p>
             <w:pPr>
@@ -371,9 +427,15 @@
         </w:tc>
         <w:tc>
           <w:tcPr>
-            <w:tcW w:type="dxa" w:w="3312"/>
+            <w:tcW w:type="dxa" w:w="4750"/>
             <w:shd w:fill="00263F"/>
             <w:vAlign w:val="center"/>
+            <w:tcMar>
+              <w:top w:w="80" w:type="dxa"/>
+              <w:bottom w:w="80" w:type="dxa"/>
+              <w:start w:w="120" w:type="dxa"/>
+              <w:end w:w="120" w:type="dxa"/>
+            </w:tcMar>
           </w:tcPr>
           <w:p>
             <w:pPr>
@@ -393,9 +455,15 @@
         </w:tc>
         <w:tc>
           <w:tcPr>
-            <w:tcW w:type="dxa" w:w="4248"/>
+            <w:tcW w:type="dxa" w:w="2560"/>
             <w:shd w:fill="00263F"/>
             <w:vAlign w:val="center"/>
+            <w:tcMar>
+              <w:top w:w="80" w:type="dxa"/>
+              <w:bottom w:w="80" w:type="dxa"/>
+              <w:start w:w="120" w:type="dxa"/>
+              <w:end w:w="120" w:type="dxa"/>
+            </w:tcMar>
           </w:tcPr>
           <w:p>
             <w:pPr>
@@ -417,9 +485,15 @@
       <w:tr>
         <w:tc>
           <w:tcPr>
-            <w:tcW w:type="dxa" w:w="1800"/>
+            <w:tcW w:type="dxa" w:w="2050"/>
             <w:shd w:fill="F8F9FF"/>
             <w:vAlign w:val="center"/>
+            <w:tcMar>
+              <w:top w:w="80" w:type="dxa"/>
+              <w:bottom w:w="80" w:type="dxa"/>
+              <w:start w:w="120" w:type="dxa"/>
+              <w:end w:w="120" w:type="dxa"/>
+            </w:tcMar>
           </w:tcPr>
           <w:p>
             <w:pPr>
@@ -439,9 +513,15 @@
         </w:tc>
         <w:tc>
           <w:tcPr>
-            <w:tcW w:type="dxa" w:w="3312"/>
+            <w:tcW w:type="dxa" w:w="4750"/>
             <w:shd w:fill="F8F9FF"/>
             <w:vAlign w:val="center"/>
+            <w:tcMar>
+              <w:top w:w="80" w:type="dxa"/>
+              <w:bottom w:w="80" w:type="dxa"/>
+              <w:start w:w="120" w:type="dxa"/>
+              <w:end w:w="120" w:type="dxa"/>
+            </w:tcMar>
           </w:tcPr>
           <w:p>
             <w:pPr>
@@ -461,9 +541,15 @@
         </w:tc>
         <w:tc>
           <w:tcPr>
-            <w:tcW w:type="dxa" w:w="4248"/>
+            <w:tcW w:type="dxa" w:w="2560"/>
             <w:shd w:fill="F8F9FF"/>
             <w:vAlign w:val="center"/>
+            <w:tcMar>
+              <w:top w:w="80" w:type="dxa"/>
+              <w:bottom w:w="80" w:type="dxa"/>
+              <w:start w:w="120" w:type="dxa"/>
+              <w:end w:w="120" w:type="dxa"/>
+            </w:tcMar>
           </w:tcPr>
           <w:p>
             <w:pPr>
@@ -485,9 +571,15 @@
       <w:tr>
         <w:tc>
           <w:tcPr>
-            <w:tcW w:type="dxa" w:w="1800"/>
+            <w:tcW w:type="dxa" w:w="2050"/>
             <w:shd w:fill="FFFFFF"/>
             <w:vAlign w:val="center"/>
+            <w:tcMar>
+              <w:top w:w="80" w:type="dxa"/>
+              <w:bottom w:w="80" w:type="dxa"/>
+              <w:start w:w="120" w:type="dxa"/>
+              <w:end w:w="120" w:type="dxa"/>
+            </w:tcMar>
           </w:tcPr>
           <w:p>
             <w:pPr>
@@ -507,9 +599,15 @@
         </w:tc>
         <w:tc>
           <w:tcPr>
-            <w:tcW w:type="dxa" w:w="3312"/>
+            <w:tcW w:type="dxa" w:w="4750"/>
             <w:shd w:fill="FFFFFF"/>
             <w:vAlign w:val="center"/>
+            <w:tcMar>
+              <w:top w:w="80" w:type="dxa"/>
+              <w:bottom w:w="80" w:type="dxa"/>
+              <w:start w:w="120" w:type="dxa"/>
+              <w:end w:w="120" w:type="dxa"/>
+            </w:tcMar>
           </w:tcPr>
           <w:p>
             <w:pPr>
@@ -529,9 +627,15 @@
         </w:tc>
         <w:tc>
           <w:tcPr>
-            <w:tcW w:type="dxa" w:w="4248"/>
+            <w:tcW w:type="dxa" w:w="2560"/>
             <w:shd w:fill="FFFFFF"/>
             <w:vAlign w:val="center"/>
+            <w:tcMar>
+              <w:top w:w="80" w:type="dxa"/>
+              <w:bottom w:w="80" w:type="dxa"/>
+              <w:start w:w="120" w:type="dxa"/>
+              <w:end w:w="120" w:type="dxa"/>
+            </w:tcMar>
           </w:tcPr>
           <w:p>
             <w:pPr>
@@ -553,9 +657,15 @@
       <w:tr>
         <w:tc>
           <w:tcPr>
-            <w:tcW w:type="dxa" w:w="1800"/>
+            <w:tcW w:type="dxa" w:w="2050"/>
             <w:shd w:fill="F8F9FF"/>
             <w:vAlign w:val="center"/>
+            <w:tcMar>
+              <w:top w:w="80" w:type="dxa"/>
+              <w:bottom w:w="80" w:type="dxa"/>
+              <w:start w:w="120" w:type="dxa"/>
+              <w:end w:w="120" w:type="dxa"/>
+            </w:tcMar>
           </w:tcPr>
           <w:p>
             <w:pPr>
@@ -575,9 +685,15 @@
         </w:tc>
         <w:tc>
           <w:tcPr>
-            <w:tcW w:type="dxa" w:w="3312"/>
+            <w:tcW w:type="dxa" w:w="4750"/>
             <w:shd w:fill="F8F9FF"/>
             <w:vAlign w:val="center"/>
+            <w:tcMar>
+              <w:top w:w="80" w:type="dxa"/>
+              <w:bottom w:w="80" w:type="dxa"/>
+              <w:start w:w="120" w:type="dxa"/>
+              <w:end w:w="120" w:type="dxa"/>
+            </w:tcMar>
           </w:tcPr>
           <w:p>
             <w:pPr>
@@ -597,9 +713,15 @@
         </w:tc>
         <w:tc>
           <w:tcPr>
-            <w:tcW w:type="dxa" w:w="4248"/>
+            <w:tcW w:type="dxa" w:w="2560"/>
             <w:shd w:fill="F8F9FF"/>
             <w:vAlign w:val="center"/>
+            <w:tcMar>
+              <w:top w:w="80" w:type="dxa"/>
+              <w:bottom w:w="80" w:type="dxa"/>
+              <w:start w:w="120" w:type="dxa"/>
+              <w:end w:w="120" w:type="dxa"/>
+            </w:tcMar>
           </w:tcPr>
           <w:p>
             <w:pPr>
@@ -621,9 +743,15 @@
       <w:tr>
         <w:tc>
           <w:tcPr>
-            <w:tcW w:type="dxa" w:w="1800"/>
+            <w:tcW w:type="dxa" w:w="2050"/>
             <w:shd w:fill="FFFFFF"/>
             <w:vAlign w:val="center"/>
+            <w:tcMar>
+              <w:top w:w="80" w:type="dxa"/>
+              <w:bottom w:w="80" w:type="dxa"/>
+              <w:start w:w="120" w:type="dxa"/>
+              <w:end w:w="120" w:type="dxa"/>
+            </w:tcMar>
           </w:tcPr>
           <w:p>
             <w:pPr>
@@ -643,9 +771,15 @@
         </w:tc>
         <w:tc>
           <w:tcPr>
-            <w:tcW w:type="dxa" w:w="3312"/>
+            <w:tcW w:type="dxa" w:w="4750"/>
             <w:shd w:fill="FFFFFF"/>
             <w:vAlign w:val="center"/>
+            <w:tcMar>
+              <w:top w:w="80" w:type="dxa"/>
+              <w:bottom w:w="80" w:type="dxa"/>
+              <w:start w:w="120" w:type="dxa"/>
+              <w:end w:w="120" w:type="dxa"/>
+            </w:tcMar>
           </w:tcPr>
           <w:p>
             <w:pPr>
@@ -665,9 +799,15 @@
         </w:tc>
         <w:tc>
           <w:tcPr>
-            <w:tcW w:type="dxa" w:w="4248"/>
+            <w:tcW w:type="dxa" w:w="2560"/>
             <w:shd w:fill="FFFFFF"/>
             <w:vAlign w:val="center"/>
+            <w:tcMar>
+              <w:top w:w="80" w:type="dxa"/>
+              <w:bottom w:w="80" w:type="dxa"/>
+              <w:start w:w="120" w:type="dxa"/>
+              <w:end w:w="120" w:type="dxa"/>
+            </w:tcMar>
           </w:tcPr>
           <w:p>
             <w:pPr>
@@ -689,9 +829,15 @@
       <w:tr>
         <w:tc>
           <w:tcPr>
-            <w:tcW w:type="dxa" w:w="1800"/>
+            <w:tcW w:type="dxa" w:w="2050"/>
             <w:shd w:fill="F8F9FF"/>
             <w:vAlign w:val="center"/>
+            <w:tcMar>
+              <w:top w:w="80" w:type="dxa"/>
+              <w:bottom w:w="80" w:type="dxa"/>
+              <w:start w:w="120" w:type="dxa"/>
+              <w:end w:w="120" w:type="dxa"/>
+            </w:tcMar>
           </w:tcPr>
           <w:p>
             <w:pPr>
@@ -711,9 +857,15 @@
         </w:tc>
         <w:tc>
           <w:tcPr>
-            <w:tcW w:type="dxa" w:w="3312"/>
+            <w:tcW w:type="dxa" w:w="4750"/>
             <w:shd w:fill="F8F9FF"/>
             <w:vAlign w:val="center"/>
+            <w:tcMar>
+              <w:top w:w="80" w:type="dxa"/>
+              <w:bottom w:w="80" w:type="dxa"/>
+              <w:start w:w="120" w:type="dxa"/>
+              <w:end w:w="120" w:type="dxa"/>
+            </w:tcMar>
           </w:tcPr>
           <w:p>
             <w:pPr>
@@ -733,9 +885,15 @@
         </w:tc>
         <w:tc>
           <w:tcPr>
-            <w:tcW w:type="dxa" w:w="4248"/>
+            <w:tcW w:type="dxa" w:w="2560"/>
             <w:shd w:fill="F8F9FF"/>
             <w:vAlign w:val="center"/>
+            <w:tcMar>
+              <w:top w:w="80" w:type="dxa"/>
+              <w:bottom w:w="80" w:type="dxa"/>
+              <w:start w:w="120" w:type="dxa"/>
+              <w:end w:w="120" w:type="dxa"/>
+            </w:tcMar>
           </w:tcPr>
           <w:p>
             <w:pPr>
